--- a/zhs/docx/068.content.docx
+++ b/zhs/docx/068.content.docx
@@ -19,7 +19,7 @@
         <w:rPr>
           <w:lang w:val="zh_CN" w:bidi="zh_CN"/>
         </w:rPr>
-        <w:t>Resource: 关键词 (SRV)</w:t>
+        <w:t>Resource: Familiarization, Internalization, Articulation (Fia) Terms</w:t>
       </w:r>
       <w:r>
         <w:rPr>
@@ -39,42 +39,61 @@
           <w:b/>
           <w:lang w:val="zh_CN" w:bidi="zh_CN"/>
         </w:rPr>
-        <w:t>Familiarization, Internalization, Articulation (FIA) Key Terms</w:t>
-      </w:r>
-      <w:r>
-        <w:rPr>
-          <w:lang w:val="zh_CN" w:bidi="zh_CN"/>
-        </w:rPr>
-        <w:t xml:space="preserve"> © 2023 SRV Partners Released under CC BY-SA 4.0 license. </w:t>
-      </w:r>
-      <w:r>
-        <w:rPr>
-          <w:lang w:val="zh_CN" w:bidi="zh_CN"/>
-        </w:rPr>
-        <w:t>Familiarization, Internalization, Articulation (FIA) Key Terms</w:t>
-      </w:r>
-      <w:r>
-        <w:rPr>
-          <w:lang w:val="zh_CN" w:bidi="zh_CN"/>
-        </w:rPr>
-        <w:t xml:space="preserve"> has been adapted in the following languages Tok Pisin, عربي, Français, हिंदी, Bahasa Indonesia, Português, Русский, Español, Kiswahili, 简体中文 from </w:t>
-      </w:r>
-      <w:r>
-        <w:rPr>
-          <w:lang w:val="zh_CN" w:bidi="zh_CN"/>
-        </w:rPr>
-        <w:t>Familiarization, Internalization, Articulation (FIA)</w:t>
-      </w:r>
-      <w:r>
-        <w:rPr>
-          <w:lang w:val="zh_CN" w:bidi="zh_CN"/>
-        </w:rPr>
-        <w:t xml:space="preserve"> © 2023 SRV Partners. Released under CC BY-SA 4.0 license by Mission Mutual</w:t>
-      </w:r>
-      <w:r>
-        <w:rPr>
-          <w:lang w:val="zh_CN" w:bidi="zh_CN"/>
-        </w:rPr>
+        <w:t>Familiarization, Internalization, Articulation (Fia) Terms</w:t>
+      </w:r>
+      <w:r>
+        <w:rPr>
+          <w:lang w:val="zh_CN" w:bidi="zh_CN"/>
+        </w:rPr>
+        <w:t xml:space="preserve"> (Chinese (Simplified)) is based on: </w:t>
+      </w:r>
+      <w:r>
+        <w:rPr>
+          <w:lang w:val="zh_CN" w:bidi="zh_CN"/>
+        </w:rPr>
+        <w:t>Familiarization, Internalization, Articulation (Fia) Terms</w:t>
+      </w:r>
+      <w:r>
+        <w:rPr>
+          <w:lang w:val="zh_CN" w:bidi="zh_CN"/>
+        </w:rPr>
+        <w:t xml:space="preserve">, </w:t>
+      </w:r>
+      <w:hyperlink r:id="rId13">
+        <w:r>
+          <w:rPr>
+            <w:lang w:val="zh_CN" w:bidi="zh_CN"/>
+          </w:rPr>
+          <w:rPr>
+            <w:color w:val="0000EE"/>
+            <w:u w:val="single"/>
+          </w:rPr>
+          <w:t>SRV Partners</w:t>
+        </w:r>
+      </w:hyperlink>
+      <w:r>
+        <w:rPr>
+          <w:lang w:val="zh_CN" w:bidi="zh_CN"/>
+        </w:rPr>
+        <w:t xml:space="preserve">, 2023, which is licensed under a </w:t>
+      </w:r>
+      <w:hyperlink r:id="rId14">
+        <w:r>
+          <w:rPr>
+            <w:lang w:val="zh_CN" w:bidi="zh_CN"/>
+          </w:rPr>
+          <w:rPr>
+            <w:color w:val="0000EE"/>
+            <w:u w:val="single"/>
+          </w:rPr>
+          <w:t>CC BY-SA 4.0 license</w:t>
+        </w:r>
+      </w:hyperlink>
+      <w:r>
+        <w:rPr>
+          <w:lang w:val="zh_CN" w:bidi="zh_CN"/>
+        </w:rPr>
+        <w:t>.</w:t>
       </w:r>
       <w:r>
         <w:rPr>
@@ -83,6 +102,30 @@
       </w:r>
     </w:p>
     <w:p>
+      <w:pPr/>
+      <w:r>
+        <w:rPr>
+          <w:lang w:val="zh_CN" w:bidi="zh_CN"/>
+        </w:rPr>
+      </w:r>
+      <w:r>
+        <w:rPr>
+          <w:lang w:val="zh_CN" w:bidi="zh_CN"/>
+        </w:rPr>
+        <w:t>This PDF version is provided under the same license.</w:t>
+      </w:r>
+      <w:r>
+        <w:rPr>
+          <w:lang w:val="zh_CN" w:bidi="zh_CN"/>
+        </w:rPr>
+      </w:r>
+      <w:r>
+        <w:rPr>
+          <w:lang w:val="zh_CN" w:bidi="zh_CN"/>
+        </w:rPr>
+      </w:r>
+    </w:p>
+    <w:p>
       <w:pPr>
         <w:pStyle w:val="Heading1"/>
       </w:pPr>
@@ -90,7 +133,7 @@
         <w:rPr>
           <w:lang w:val="zh_CN" w:bidi="zh_CN"/>
         </w:rPr>
-        <w:t>关键词 (SRV)</w:t>
+        <w:t>Familiarization, Internalization, Articulation (Fia) Terms</w:t>
       </w:r>
     </w:p>
     <w:p>
@@ -218,12 +261,18 @@
         </w:rPr>
         <w:t>这个词来自一个词，意思是"人民"或"</w:t>
       </w:r>
-      <w:r>
-        <w:rPr>
-          <w:lang w:val="zh_CN" w:bidi="zh_CN"/>
-        </w:rPr>
-        <w:t>列国</w:t>
-      </w:r>
+      <w:hyperlink r:id="rId15">
+        <w:r>
+          <w:rPr>
+            <w:lang w:val="zh_CN" w:bidi="zh_CN"/>
+          </w:rPr>
+          <w:rPr>
+            <w:color w:val="0000EE"/>
+            <w:u w:val="single"/>
+          </w:rPr>
+          <w:t>列国</w:t>
+        </w:r>
+      </w:hyperlink>
       <w:r>
         <w:rPr>
           <w:lang w:val="zh_CN" w:bidi="zh_CN"/>
@@ -244,60 +293,90 @@
         </w:rPr>
         <w:t>在旧约中，神拣选了</w:t>
       </w:r>
-      <w:r>
-        <w:rPr>
-          <w:lang w:val="zh_CN" w:bidi="zh_CN"/>
-        </w:rPr>
-        <w:t>以色列人</w:t>
-      </w:r>
+      <w:hyperlink r:id="rId16">
+        <w:r>
+          <w:rPr>
+            <w:lang w:val="zh_CN" w:bidi="zh_CN"/>
+          </w:rPr>
+          <w:rPr>
+            <w:color w:val="0000EE"/>
+            <w:u w:val="single"/>
+          </w:rPr>
+          <w:t>以色列人</w:t>
+        </w:r>
+      </w:hyperlink>
       <w:r>
         <w:rPr>
           <w:lang w:val="zh_CN" w:bidi="zh_CN"/>
         </w:rPr>
         <w:t>作为祂特别的子民。以色列人必须与其他列国的人分开，这样以色列人才能继续忠于神。他们不应该</w:t>
       </w:r>
-      <w:r>
-        <w:rPr>
-          <w:lang w:val="zh_CN" w:bidi="zh_CN"/>
-        </w:rPr>
-        <w:t>敬拜</w:t>
-      </w:r>
+      <w:hyperlink r:id="rId17">
+        <w:r>
+          <w:rPr>
+            <w:lang w:val="zh_CN" w:bidi="zh_CN"/>
+          </w:rPr>
+          <w:rPr>
+            <w:color w:val="0000EE"/>
+            <w:u w:val="single"/>
+          </w:rPr>
+          <w:t>敬拜</w:t>
+        </w:r>
+      </w:hyperlink>
       <w:r>
         <w:rPr>
           <w:lang w:val="zh_CN" w:bidi="zh_CN"/>
         </w:rPr>
         <w:t>别国的</w:t>
       </w:r>
-      <w:r>
-        <w:rPr>
-          <w:lang w:val="zh_CN" w:bidi="zh_CN"/>
-        </w:rPr>
-        <w:t>偶像</w:t>
-      </w:r>
+      <w:hyperlink r:id="rId18">
+        <w:r>
+          <w:rPr>
+            <w:lang w:val="zh_CN" w:bidi="zh_CN"/>
+          </w:rPr>
+          <w:rPr>
+            <w:color w:val="0000EE"/>
+            <w:u w:val="single"/>
+          </w:rPr>
+          <w:t>偶像</w:t>
+        </w:r>
+      </w:hyperlink>
       <w:r>
         <w:rPr>
           <w:lang w:val="zh_CN" w:bidi="zh_CN"/>
         </w:rPr>
         <w:t>，也不应该跟随他们的坏习俗。然而，当神与以色列人的始祖</w:t>
       </w:r>
-      <w:r>
-        <w:rPr>
-          <w:lang w:val="zh_CN" w:bidi="zh_CN"/>
-        </w:rPr>
-        <w:t>亚伯拉罕</w:t>
-      </w:r>
+      <w:hyperlink r:id="rId19">
+        <w:r>
+          <w:rPr>
+            <w:lang w:val="zh_CN" w:bidi="zh_CN"/>
+          </w:rPr>
+          <w:rPr>
+            <w:color w:val="0000EE"/>
+            <w:u w:val="single"/>
+          </w:rPr>
+          <w:t>亚伯拉罕</w:t>
+        </w:r>
+      </w:hyperlink>
       <w:r>
         <w:rPr>
           <w:lang w:val="zh_CN" w:bidi="zh_CN"/>
         </w:rPr>
         <w:t>立</w:t>
       </w:r>
-      <w:r>
-        <w:rPr>
-          <w:lang w:val="zh_CN" w:bidi="zh_CN"/>
-        </w:rPr>
-        <w:t>约</w:t>
-      </w:r>
+      <w:hyperlink r:id="rId20">
+        <w:r>
+          <w:rPr>
+            <w:lang w:val="zh_CN" w:bidi="zh_CN"/>
+          </w:rPr>
+          <w:rPr>
+            <w:color w:val="0000EE"/>
+            <w:u w:val="single"/>
+          </w:rPr>
+          <w:t>约</w:t>
+        </w:r>
+      </w:hyperlink>
       <w:r>
         <w:rPr>
           <w:lang w:val="zh_CN" w:bidi="zh_CN"/>
@@ -317,24 +396,36 @@
         </w:rPr>
         <w:t>人都会因亚伯拉罕的后裔而得</w:t>
       </w:r>
-      <w:r>
-        <w:rPr>
-          <w:lang w:val="zh_CN" w:bidi="zh_CN"/>
-        </w:rPr>
-        <w:t>福</w:t>
-      </w:r>
+      <w:hyperlink r:id="rId21">
+        <w:r>
+          <w:rPr>
+            <w:lang w:val="zh_CN" w:bidi="zh_CN"/>
+          </w:rPr>
+          <w:rPr>
+            <w:color w:val="0000EE"/>
+            <w:u w:val="single"/>
+          </w:rPr>
+          <w:t>福</w:t>
+        </w:r>
+      </w:hyperlink>
       <w:r>
         <w:rPr>
           <w:lang w:val="zh_CN" w:bidi="zh_CN"/>
         </w:rPr>
         <w:t>。因此，神关心所有的人，而不只是以色列人，后者也被称为</w:t>
       </w:r>
-      <w:r>
-        <w:rPr>
-          <w:lang w:val="zh_CN" w:bidi="zh_CN"/>
-        </w:rPr>
-        <w:t>犹太人</w:t>
-      </w:r>
+      <w:hyperlink r:id="rId22">
+        <w:r>
+          <w:rPr>
+            <w:lang w:val="zh_CN" w:bidi="zh_CN"/>
+          </w:rPr>
+          <w:rPr>
+            <w:color w:val="0000EE"/>
+            <w:u w:val="single"/>
+          </w:rPr>
+          <w:t>犹太人</w:t>
+        </w:r>
+      </w:hyperlink>
       <w:r>
         <w:rPr>
           <w:lang w:val="zh_CN" w:bidi="zh_CN"/>
@@ -355,36 +446,54 @@
         </w:rPr>
         <w:t>久而久之，以色列人开始为自己的特殊地位感到骄傲，并且看不起非犹太人。外邦人这个词开始有某种负面的意思，一个坏人，一个你应该远离的人。在耶稣时代，罗马人统治着以色列国。因此，许多非犹太人也住在以色列。所有这些人都被称为外邦人。犹太人不得不与外邦人有些合作，但他们对外邦人并不友好。犹太人严格禁止外邦人进入</w:t>
       </w:r>
-      <w:r>
-        <w:rPr>
-          <w:lang w:val="zh_CN" w:bidi="zh_CN"/>
-        </w:rPr>
-        <w:t>圣殿</w:t>
-      </w:r>
+      <w:hyperlink r:id="rId23">
+        <w:r>
+          <w:rPr>
+            <w:lang w:val="zh_CN" w:bidi="zh_CN"/>
+          </w:rPr>
+          <w:rPr>
+            <w:color w:val="0000EE"/>
+            <w:u w:val="single"/>
+          </w:rPr>
+          <w:t>圣殿</w:t>
+        </w:r>
+      </w:hyperlink>
       <w:r>
         <w:rPr>
           <w:lang w:val="zh_CN" w:bidi="zh_CN"/>
         </w:rPr>
         <w:t>区域，犹太人也绝不会与外邦人一起吃饭，或进入外邦人的家里。犹太人</w:t>
       </w:r>
-      <w:r>
-        <w:rPr>
-          <w:lang w:val="zh_CN" w:bidi="zh_CN"/>
-        </w:rPr>
-        <w:t>相信</w:t>
-      </w:r>
+      <w:hyperlink r:id="rId24">
+        <w:r>
+          <w:rPr>
+            <w:lang w:val="zh_CN" w:bidi="zh_CN"/>
+          </w:rPr>
+          <w:rPr>
+            <w:color w:val="0000EE"/>
+            <w:u w:val="single"/>
+          </w:rPr>
+          <w:t>相信</w:t>
+        </w:r>
+      </w:hyperlink>
       <w:r>
         <w:rPr>
           <w:lang w:val="zh_CN" w:bidi="zh_CN"/>
         </w:rPr>
         <w:t>，与外邦人交往会使他们变得"</w:t>
       </w:r>
-      <w:r>
-        <w:rPr>
-          <w:lang w:val="zh_CN" w:bidi="zh_CN"/>
-        </w:rPr>
-        <w:t>不洁净</w:t>
-      </w:r>
+      <w:hyperlink r:id="rId25">
+        <w:r>
+          <w:rPr>
+            <w:lang w:val="zh_CN" w:bidi="zh_CN"/>
+          </w:rPr>
+          <w:rPr>
+            <w:color w:val="0000EE"/>
+            <w:u w:val="single"/>
+          </w:rPr>
+          <w:t>不洁净</w:t>
+        </w:r>
+      </w:hyperlink>
       <w:r>
         <w:rPr>
           <w:lang w:val="zh_CN" w:bidi="zh_CN"/>
@@ -405,12 +514,18 @@
         </w:rPr>
         <w:t>有时候，我们会看见"</w:t>
       </w:r>
-      <w:r>
-        <w:rPr>
-          <w:lang w:val="zh_CN" w:bidi="zh_CN"/>
-        </w:rPr>
-        <w:t>希腊人</w:t>
-      </w:r>
+      <w:hyperlink r:id="rId26">
+        <w:r>
+          <w:rPr>
+            <w:lang w:val="zh_CN" w:bidi="zh_CN"/>
+          </w:rPr>
+          <w:rPr>
+            <w:color w:val="0000EE"/>
+            <w:u w:val="single"/>
+          </w:rPr>
+          <w:t>希腊人</w:t>
+        </w:r>
+      </w:hyperlink>
       <w:r>
         <w:rPr>
           <w:lang w:val="zh_CN" w:bidi="zh_CN"/>
@@ -444,12 +559,23 @@
         <w:rPr>
           <w:lang w:val="zh_CN" w:bidi="zh_CN"/>
         </w:rPr>
-        <w:t>外袍</w:t>
-      </w:r>
-      <w:r>
-        <w:rPr>
-          <w:lang w:val="zh_CN" w:bidi="zh_CN"/>
-        </w:rPr>
+        <w:t>外邦人</w:t>
+      </w:r>
+      <w:r>
+        <w:rPr>
+          <w:lang w:val="zh_CN" w:bidi="zh_CN"/>
+        </w:rPr>
+      </w:r>
+    </w:p>
+    <w:p>
+      <w:pPr>
+        <w:pStyle w:val="Heading4"/>
+      </w:pPr>
+      <w:r>
+        <w:rPr>
+          <w:lang w:val="zh_CN" w:bidi="zh_CN"/>
+        </w:rPr>
+        <w:t>Audio Content</w:t>
       </w:r>
     </w:p>
     <w:p>
@@ -459,30 +585,33 @@
           <w:lang w:val="zh_CN" w:bidi="zh_CN"/>
         </w:rPr>
       </w:r>
-      <w:r>
-        <w:rPr>
-          <w:lang w:val="zh_CN" w:bidi="zh_CN"/>
-        </w:rPr>
-        <w:t>披风</w:t>
-      </w:r>
-      <w:r>
-        <w:rPr>
-          <w:lang w:val="zh_CN" w:bidi="zh_CN"/>
-        </w:rPr>
-        <w:t>，也被称为</w:t>
-      </w:r>
-      <w:r>
-        <w:rPr>
-          <w:b/>
-          <w:lang w:val="zh_CN" w:bidi="zh_CN"/>
-        </w:rPr>
-        <w:t>外袍</w:t>
-      </w:r>
-      <w:r>
-        <w:rPr>
-          <w:lang w:val="zh_CN" w:bidi="zh_CN"/>
-        </w:rPr>
-        <w:t>，是一件衣服。 人们在其它衣服外面穿上披风。披风有助于人们保持温暖和干燥，在晚上也可以用作毯子。人们用动物皮肤或羊毛制成外衣，这是一种名叫绵羊的动物的毛发。 披风通常是一种简单的正方形材料，上面有孔，手臂可以伸出来。</w:t>
+      <w:hyperlink r:id="rId27">
+        <w:r>
+          <w:rPr>
+            <w:lang w:val="zh_CN" w:bidi="zh_CN"/>
+          </w:rPr>
+          <w:rPr>
+            <w:color w:val="0000EE"/>
+            <w:u w:val="single"/>
+          </w:rPr>
+          <w:t>mp3 file</w:t>
+        </w:r>
+      </w:hyperlink>
+      <w:r>
+        <w:rPr>
+          <w:lang w:val="zh_CN" w:bidi="zh_CN"/>
+        </w:rPr>
+        <w:t xml:space="preserve"> (None KB)</w:t>
+      </w:r>
+      <w:r>
+        <w:rPr>
+          <w:lang w:val="zh_CN" w:bidi="zh_CN"/>
+        </w:rPr>
+      </w:r>
+      <w:r>
+        <w:rPr>
+          <w:lang w:val="zh_CN" w:bidi="zh_CN"/>
+        </w:rPr>
       </w:r>
     </w:p>
     <w:p>
@@ -492,16 +621,16 @@
           <w:lang w:val="zh_CN" w:bidi="zh_CN"/>
         </w:rPr>
       </w:r>
-      <w:r>
-        <w:rPr>
-          <w:lang w:val="zh_CN" w:bidi="zh_CN"/>
-        </w:rPr>
-        <w:t>你可以在可视化圣经词典中查找披风的图片。</w:t>
-      </w:r>
-      <w:r>
-        <w:rPr>
-          <w:lang w:val="zh_CN" w:bidi="zh_CN"/>
-        </w:rPr>
+    </w:p>
+    <w:p>
+      <w:pPr>
+        <w:pStyle w:val="Heading2"/>
+      </w:pPr>
+      <w:r>
+        <w:rPr>
+          <w:lang w:val="zh_CN" w:bidi="zh_CN"/>
+        </w:rPr>
+        <w:t>外袍</w:t>
       </w:r>
       <w:r>
         <w:rPr>
@@ -516,21 +645,36 @@
           <w:lang w:val="zh_CN" w:bidi="zh_CN"/>
         </w:rPr>
       </w:r>
-    </w:p>
-    <w:p>
-      <w:pPr>
-        <w:pStyle w:val="Heading2"/>
-      </w:pPr>
-      <w:r>
-        <w:rPr>
-          <w:lang w:val="zh_CN" w:bidi="zh_CN"/>
-        </w:rPr>
-        <w:t>外衣、外袍</w:t>
-      </w:r>
-      <w:r>
-        <w:rPr>
-          <w:lang w:val="zh_CN" w:bidi="zh_CN"/>
-        </w:rPr>
+      <w:hyperlink r:id="rId28">
+        <w:r>
+          <w:rPr>
+            <w:lang w:val="zh_CN" w:bidi="zh_CN"/>
+          </w:rPr>
+          <w:rPr>
+            <w:color w:val="0000EE"/>
+            <w:u w:val="single"/>
+          </w:rPr>
+          <w:t>披风</w:t>
+        </w:r>
+      </w:hyperlink>
+      <w:r>
+        <w:rPr>
+          <w:lang w:val="zh_CN" w:bidi="zh_CN"/>
+        </w:rPr>
+        <w:t>，也被称为</w:t>
+      </w:r>
+      <w:r>
+        <w:rPr>
+          <w:b/>
+          <w:lang w:val="zh_CN" w:bidi="zh_CN"/>
+        </w:rPr>
+        <w:t>外袍</w:t>
+      </w:r>
+      <w:r>
+        <w:rPr>
+          <w:lang w:val="zh_CN" w:bidi="zh_CN"/>
+        </w:rPr>
+        <w:t>，是一件衣服。 人们在其它衣服外面穿上披风。披风有助于人们保持温暖和干燥，在晚上也可以用作毯子。人们用动物皮肤或羊毛制成外衣，这是一种名叫绵羊的动物的毛发。 披风通常是一种简单的正方形材料，上面有孔，手臂可以伸出来。</w:t>
       </w:r>
     </w:p>
     <w:p>
@@ -542,28 +686,19 @@
       </w:r>
       <w:r>
         <w:rPr>
-          <w:b/>
-          <w:lang w:val="zh_CN" w:bidi="zh_CN"/>
-        </w:rPr>
-        <w:t>外衣</w:t>
-      </w:r>
-      <w:r>
-        <w:rPr>
-          <w:lang w:val="zh_CN" w:bidi="zh_CN"/>
-        </w:rPr>
-        <w:t>，也称为</w:t>
-      </w:r>
-      <w:r>
-        <w:rPr>
-          <w:lang w:val="zh_CN" w:bidi="zh_CN"/>
-        </w:rPr>
-        <w:t>外袍</w:t>
-      </w:r>
-      <w:r>
-        <w:rPr>
-          <w:lang w:val="zh_CN" w:bidi="zh_CN"/>
-        </w:rPr>
-        <w:t>，是一件衣服。人们在其它衣服外面穿上外衣。外衣有助于人们保持温暖和干燥，在晚上也可以用作毯子。人们用动物皮或羊毛制成外衣。羊毛是羊这种动物的毛发。外衣通常是一块简单的方形布料，上面有孔洞，手臂可以伸出来。</w:t>
+          <w:lang w:val="zh_CN" w:bidi="zh_CN"/>
+        </w:rPr>
+        <w:t>你可以在可视化圣经词典中查找披风的图片。</w:t>
+      </w:r>
+      <w:r>
+        <w:rPr>
+          <w:lang w:val="zh_CN" w:bidi="zh_CN"/>
+        </w:rPr>
+      </w:r>
+      <w:r>
+        <w:rPr>
+          <w:lang w:val="zh_CN" w:bidi="zh_CN"/>
+        </w:rPr>
       </w:r>
     </w:p>
     <w:p>
@@ -573,11 +708,216 @@
           <w:lang w:val="zh_CN" w:bidi="zh_CN"/>
         </w:rPr>
       </w:r>
+    </w:p>
+    <w:p>
+      <w:pPr>
+        <w:pStyle w:val="Heading2"/>
+      </w:pPr>
+      <w:r>
+        <w:rPr>
+          <w:lang w:val="zh_CN" w:bidi="zh_CN"/>
+        </w:rPr>
+        <w:t>外袍</w:t>
+      </w:r>
+      <w:r>
+        <w:rPr>
+          <w:lang w:val="zh_CN" w:bidi="zh_CN"/>
+        </w:rPr>
+      </w:r>
+    </w:p>
+    <w:p>
+      <w:pPr>
+        <w:pStyle w:val="Heading4"/>
+      </w:pPr>
+      <w:r>
+        <w:rPr>
+          <w:lang w:val="zh_CN" w:bidi="zh_CN"/>
+        </w:rPr>
+        <w:t>Audio Content</w:t>
+      </w:r>
+    </w:p>
+    <w:p>
+      <w:pPr/>
+      <w:r>
+        <w:rPr>
+          <w:lang w:val="zh_CN" w:bidi="zh_CN"/>
+        </w:rPr>
+      </w:r>
+      <w:hyperlink r:id="rId27">
+        <w:r>
+          <w:rPr>
+            <w:lang w:val="zh_CN" w:bidi="zh_CN"/>
+          </w:rPr>
+          <w:rPr>
+            <w:color w:val="0000EE"/>
+            <w:u w:val="single"/>
+          </w:rPr>
+          <w:t>mp3 file</w:t>
+        </w:r>
+      </w:hyperlink>
+      <w:r>
+        <w:rPr>
+          <w:lang w:val="zh_CN" w:bidi="zh_CN"/>
+        </w:rPr>
+        <w:t xml:space="preserve"> (None KB)</w:t>
+      </w:r>
+      <w:r>
+        <w:rPr>
+          <w:lang w:val="zh_CN" w:bidi="zh_CN"/>
+        </w:rPr>
+      </w:r>
+      <w:r>
+        <w:rPr>
+          <w:lang w:val="zh_CN" w:bidi="zh_CN"/>
+        </w:rPr>
+      </w:r>
+    </w:p>
+    <w:p>
+      <w:pPr/>
+      <w:r>
+        <w:rPr>
+          <w:lang w:val="zh_CN" w:bidi="zh_CN"/>
+        </w:rPr>
+      </w:r>
+    </w:p>
+    <w:p>
+      <w:pPr>
+        <w:pStyle w:val="Heading2"/>
+      </w:pPr>
+      <w:r>
+        <w:rPr>
+          <w:lang w:val="zh_CN" w:bidi="zh_CN"/>
+        </w:rPr>
+        <w:t>外衣、外袍</w:t>
+      </w:r>
+      <w:r>
+        <w:rPr>
+          <w:lang w:val="zh_CN" w:bidi="zh_CN"/>
+        </w:rPr>
+      </w:r>
+    </w:p>
+    <w:p>
+      <w:pPr/>
+      <w:r>
+        <w:rPr>
+          <w:lang w:val="zh_CN" w:bidi="zh_CN"/>
+        </w:rPr>
+      </w:r>
+      <w:r>
+        <w:rPr>
+          <w:b/>
+          <w:lang w:val="zh_CN" w:bidi="zh_CN"/>
+        </w:rPr>
+        <w:t>外衣</w:t>
+      </w:r>
+      <w:r>
+        <w:rPr>
+          <w:lang w:val="zh_CN" w:bidi="zh_CN"/>
+        </w:rPr>
+        <w:t>，也称为</w:t>
+      </w:r>
+      <w:hyperlink r:id="rId29">
+        <w:r>
+          <w:rPr>
+            <w:lang w:val="zh_CN" w:bidi="zh_CN"/>
+          </w:rPr>
+          <w:rPr>
+            <w:color w:val="0000EE"/>
+            <w:u w:val="single"/>
+          </w:rPr>
+          <w:t>外袍</w:t>
+        </w:r>
+      </w:hyperlink>
+      <w:r>
+        <w:rPr>
+          <w:lang w:val="zh_CN" w:bidi="zh_CN"/>
+        </w:rPr>
+        <w:t>，是一件衣服。人们在其它衣服外面穿上外衣。外衣有助于人们保持温暖和干燥，在晚上也可以用作毯子。人们用动物皮或羊毛制成外衣。羊毛是羊这种动物的毛发。外衣通常是一块简单的方形布料，上面有孔洞，手臂可以伸出来。</w:t>
+      </w:r>
+    </w:p>
+    <w:p>
+      <w:pPr/>
+      <w:r>
+        <w:rPr>
+          <w:lang w:val="zh_CN" w:bidi="zh_CN"/>
+        </w:rPr>
+      </w:r>
       <w:r>
         <w:rPr>
           <w:lang w:val="zh_CN" w:bidi="zh_CN"/>
         </w:rPr>
         <w:t>你可以在可视化词典中查找外衣的图片。</w:t>
+      </w:r>
+      <w:r>
+        <w:rPr>
+          <w:lang w:val="zh_CN" w:bidi="zh_CN"/>
+        </w:rPr>
+      </w:r>
+      <w:r>
+        <w:rPr>
+          <w:lang w:val="zh_CN" w:bidi="zh_CN"/>
+        </w:rPr>
+      </w:r>
+    </w:p>
+    <w:p>
+      <w:pPr/>
+      <w:r>
+        <w:rPr>
+          <w:lang w:val="zh_CN" w:bidi="zh_CN"/>
+        </w:rPr>
+      </w:r>
+    </w:p>
+    <w:p>
+      <w:pPr>
+        <w:pStyle w:val="Heading2"/>
+      </w:pPr>
+      <w:r>
+        <w:rPr>
+          <w:lang w:val="zh_CN" w:bidi="zh_CN"/>
+        </w:rPr>
+        <w:t>外衣、外袍</w:t>
+      </w:r>
+      <w:r>
+        <w:rPr>
+          <w:lang w:val="zh_CN" w:bidi="zh_CN"/>
+        </w:rPr>
+      </w:r>
+    </w:p>
+    <w:p>
+      <w:pPr>
+        <w:pStyle w:val="Heading4"/>
+      </w:pPr>
+      <w:r>
+        <w:rPr>
+          <w:lang w:val="zh_CN" w:bidi="zh_CN"/>
+        </w:rPr>
+        <w:t>Audio Content</w:t>
+      </w:r>
+    </w:p>
+    <w:p>
+      <w:pPr/>
+      <w:r>
+        <w:rPr>
+          <w:lang w:val="zh_CN" w:bidi="zh_CN"/>
+        </w:rPr>
+      </w:r>
+      <w:hyperlink r:id="rId27">
+        <w:r>
+          <w:rPr>
+            <w:lang w:val="zh_CN" w:bidi="zh_CN"/>
+          </w:rPr>
+          <w:rPr>
+            <w:color w:val="0000EE"/>
+            <w:u w:val="single"/>
+          </w:rPr>
+          <w:t>mp3 file</w:t>
+        </w:r>
+      </w:hyperlink>
+      <w:r>
+        <w:rPr>
+          <w:lang w:val="zh_CN" w:bidi="zh_CN"/>
+        </w:rPr>
+        <w:t xml:space="preserve"> (None KB)</w:t>
       </w:r>
       <w:r>
         <w:rPr>

--- a/zhs/docx/068.content.docx
+++ b/zhs/docx/068.content.docx
@@ -39,80 +39,37 @@
           <w:b/>
           <w:lang w:val="zh_CN" w:bidi="zh_CN"/>
         </w:rPr>
-        <w:t>Familiarization, Internalization, Articulation (Fia) Terms</w:t>
-      </w:r>
-      <w:r>
-        <w:rPr>
-          <w:lang w:val="zh_CN" w:bidi="zh_CN"/>
-        </w:rPr>
-        <w:t xml:space="preserve"> (Chinese (Simplified)) is based on: </w:t>
-      </w:r>
-      <w:r>
-        <w:rPr>
-          <w:lang w:val="zh_CN" w:bidi="zh_CN"/>
-        </w:rPr>
-        <w:t>Familiarization, Internalization, Articulation (Fia) Terms</w:t>
-      </w:r>
-      <w:r>
-        <w:rPr>
-          <w:lang w:val="zh_CN" w:bidi="zh_CN"/>
-        </w:rPr>
-        <w:t xml:space="preserve">, </w:t>
-      </w:r>
-      <w:hyperlink r:id="rId13">
-        <w:r>
-          <w:rPr>
-            <w:lang w:val="zh_CN" w:bidi="zh_CN"/>
-          </w:rPr>
-          <w:rPr>
-            <w:color w:val="0000EE"/>
-            <w:u w:val="single"/>
-          </w:rPr>
-          <w:t>SRV Partners</w:t>
-        </w:r>
-      </w:hyperlink>
-      <w:r>
-        <w:rPr>
-          <w:lang w:val="zh_CN" w:bidi="zh_CN"/>
-        </w:rPr>
-        <w:t xml:space="preserve">, 2023, which is licensed under a </w:t>
-      </w:r>
-      <w:hyperlink r:id="rId14">
-        <w:r>
-          <w:rPr>
-            <w:lang w:val="zh_CN" w:bidi="zh_CN"/>
-          </w:rPr>
-          <w:rPr>
-            <w:color w:val="0000EE"/>
-            <w:u w:val="single"/>
-          </w:rPr>
-          <w:t>CC BY-SA 4.0 license</w:t>
-        </w:r>
-      </w:hyperlink>
-      <w:r>
-        <w:rPr>
-          <w:lang w:val="zh_CN" w:bidi="zh_CN"/>
-        </w:rPr>
-        <w:t>.</w:t>
-      </w:r>
-      <w:r>
-        <w:rPr>
-          <w:lang w:val="zh_CN" w:bidi="zh_CN"/>
-        </w:rPr>
-      </w:r>
-    </w:p>
-    <w:p>
-      <w:pPr/>
-      <w:r>
-        <w:rPr>
-          <w:lang w:val="zh_CN" w:bidi="zh_CN"/>
-        </w:rPr>
-      </w:r>
-      <w:r>
-        <w:rPr>
-          <w:lang w:val="zh_CN" w:bidi="zh_CN"/>
-        </w:rPr>
-        <w:t>This PDF version is provided under the same license.</w:t>
+        <w:t>Familiarization, Internalization, Articulation (FIA) Key Terms</w:t>
+      </w:r>
+      <w:r>
+        <w:rPr>
+          <w:lang w:val="zh_CN" w:bidi="zh_CN"/>
+        </w:rPr>
+        <w:t xml:space="preserve"> © 2023 SRV Partners Released under CC BY-SA 4.0 license. </w:t>
+      </w:r>
+      <w:r>
+        <w:rPr>
+          <w:lang w:val="zh_CN" w:bidi="zh_CN"/>
+        </w:rPr>
+        <w:t>Familiarization, Internalization, Articulation (FIA) Key Terms</w:t>
+      </w:r>
+      <w:r>
+        <w:rPr>
+          <w:lang w:val="zh_CN" w:bidi="zh_CN"/>
+        </w:rPr>
+        <w:t xml:space="preserve"> has been adapted in the following languages Tok Pisin, عربي, Français, हिंदी, Bahasa Indonesia, Português, Русский, Español, Kiswahili, 简体中文 from </w:t>
+      </w:r>
+      <w:r>
+        <w:rPr>
+          <w:lang w:val="zh_CN" w:bidi="zh_CN"/>
+        </w:rPr>
+        <w:t>Familiarization, Internalization, Articulation (FIA)</w:t>
+      </w:r>
+      <w:r>
+        <w:rPr>
+          <w:lang w:val="zh_CN" w:bidi="zh_CN"/>
+        </w:rPr>
+        <w:t xml:space="preserve"> © 2023 SRV Partners. Released under CC BY-SA 4.0 license by Mission Mutual</w:t>
       </w:r>
       <w:r>
         <w:rPr>
@@ -261,7 +218,7 @@
         </w:rPr>
         <w:t>这个词来自一个词，意思是"人民"或"</w:t>
       </w:r>
-      <w:hyperlink r:id="rId15">
+      <w:hyperlink r:id="rId13">
         <w:r>
           <w:rPr>
             <w:lang w:val="zh_CN" w:bidi="zh_CN"/>
@@ -293,7 +250,7 @@
         </w:rPr>
         <w:t>在旧约中，神拣选了</w:t>
       </w:r>
-      <w:hyperlink r:id="rId16">
+      <w:hyperlink r:id="rId14">
         <w:r>
           <w:rPr>
             <w:lang w:val="zh_CN" w:bidi="zh_CN"/>
@@ -311,7 +268,7 @@
         </w:rPr>
         <w:t>作为祂特别的子民。以色列人必须与其他列国的人分开，这样以色列人才能继续忠于神。他们不应该</w:t>
       </w:r>
-      <w:hyperlink r:id="rId17">
+      <w:hyperlink r:id="rId15">
         <w:r>
           <w:rPr>
             <w:lang w:val="zh_CN" w:bidi="zh_CN"/>
@@ -329,7 +286,7 @@
         </w:rPr>
         <w:t>别国的</w:t>
       </w:r>
-      <w:hyperlink r:id="rId18">
+      <w:hyperlink r:id="rId16">
         <w:r>
           <w:rPr>
             <w:lang w:val="zh_CN" w:bidi="zh_CN"/>
@@ -347,7 +304,7 @@
         </w:rPr>
         <w:t>，也不应该跟随他们的坏习俗。然而，当神与以色列人的始祖</w:t>
       </w:r>
-      <w:hyperlink r:id="rId19">
+      <w:hyperlink r:id="rId17">
         <w:r>
           <w:rPr>
             <w:lang w:val="zh_CN" w:bidi="zh_CN"/>
@@ -365,7 +322,7 @@
         </w:rPr>
         <w:t>立</w:t>
       </w:r>
-      <w:hyperlink r:id="rId20">
+      <w:hyperlink r:id="rId18">
         <w:r>
           <w:rPr>
             <w:lang w:val="zh_CN" w:bidi="zh_CN"/>
@@ -396,7 +353,7 @@
         </w:rPr>
         <w:t>人都会因亚伯拉罕的后裔而得</w:t>
       </w:r>
-      <w:hyperlink r:id="rId21">
+      <w:hyperlink r:id="rId19">
         <w:r>
           <w:rPr>
             <w:lang w:val="zh_CN" w:bidi="zh_CN"/>
@@ -414,7 +371,7 @@
         </w:rPr>
         <w:t>。因此，神关心所有的人，而不只是以色列人，后者也被称为</w:t>
       </w:r>
-      <w:hyperlink r:id="rId22">
+      <w:hyperlink r:id="rId20">
         <w:r>
           <w:rPr>
             <w:lang w:val="zh_CN" w:bidi="zh_CN"/>
@@ -446,7 +403,7 @@
         </w:rPr>
         <w:t>久而久之，以色列人开始为自己的特殊地位感到骄傲，并且看不起非犹太人。外邦人这个词开始有某种负面的意思，一个坏人，一个你应该远离的人。在耶稣时代，罗马人统治着以色列国。因此，许多非犹太人也住在以色列。所有这些人都被称为外邦人。犹太人不得不与外邦人有些合作，但他们对外邦人并不友好。犹太人严格禁止外邦人进入</w:t>
       </w:r>
-      <w:hyperlink r:id="rId23">
+      <w:hyperlink r:id="rId21">
         <w:r>
           <w:rPr>
             <w:lang w:val="zh_CN" w:bidi="zh_CN"/>
@@ -464,7 +421,7 @@
         </w:rPr>
         <w:t>区域，犹太人也绝不会与外邦人一起吃饭，或进入外邦人的家里。犹太人</w:t>
       </w:r>
-      <w:hyperlink r:id="rId24">
+      <w:hyperlink r:id="rId22">
         <w:r>
           <w:rPr>
             <w:lang w:val="zh_CN" w:bidi="zh_CN"/>
@@ -482,7 +439,7 @@
         </w:rPr>
         <w:t>，与外邦人交往会使他们变得"</w:t>
       </w:r>
-      <w:hyperlink r:id="rId25">
+      <w:hyperlink r:id="rId23">
         <w:r>
           <w:rPr>
             <w:lang w:val="zh_CN" w:bidi="zh_CN"/>
@@ -514,7 +471,7 @@
         </w:rPr>
         <w:t>有时候，我们会看见"</w:t>
       </w:r>
-      <w:hyperlink r:id="rId26">
+      <w:hyperlink r:id="rId24">
         <w:r>
           <w:rPr>
             <w:lang w:val="zh_CN" w:bidi="zh_CN"/>
@@ -585,7 +542,7 @@
           <w:lang w:val="zh_CN" w:bidi="zh_CN"/>
         </w:rPr>
       </w:r>
-      <w:hyperlink r:id="rId27">
+      <w:hyperlink r:id="rId25">
         <w:r>
           <w:rPr>
             <w:lang w:val="zh_CN" w:bidi="zh_CN"/>
@@ -645,7 +602,7 @@
           <w:lang w:val="zh_CN" w:bidi="zh_CN"/>
         </w:rPr>
       </w:r>
-      <w:hyperlink r:id="rId28">
+      <w:hyperlink r:id="rId26">
         <w:r>
           <w:rPr>
             <w:lang w:val="zh_CN" w:bidi="zh_CN"/>
@@ -743,7 +700,7 @@
           <w:lang w:val="zh_CN" w:bidi="zh_CN"/>
         </w:rPr>
       </w:r>
-      <w:hyperlink r:id="rId27">
+      <w:hyperlink r:id="rId25">
         <w:r>
           <w:rPr>
             <w:lang w:val="zh_CN" w:bidi="zh_CN"/>
@@ -816,7 +773,7 @@
         </w:rPr>
         <w:t>，也称为</w:t>
       </w:r>
-      <w:hyperlink r:id="rId29">
+      <w:hyperlink r:id="rId27">
         <w:r>
           <w:rPr>
             <w:lang w:val="zh_CN" w:bidi="zh_CN"/>
@@ -901,7 +858,7 @@
           <w:lang w:val="zh_CN" w:bidi="zh_CN"/>
         </w:rPr>
       </w:r>
-      <w:hyperlink r:id="rId27">
+      <w:hyperlink r:id="rId25">
         <w:r>
           <w:rPr>
             <w:lang w:val="zh_CN" w:bidi="zh_CN"/>

--- a/zhs/docx/068.content.docx
+++ b/zhs/docx/068.content.docx
@@ -45,7 +45,7 @@
         <w:rPr>
           <w:lang w:val="zh_CN" w:bidi="zh_CN"/>
         </w:rPr>
-        <w:t xml:space="preserve"> © 2023 SRV Partners Released under CC BY-SA 4.0 license. </w:t>
+        <w:t xml:space="preserve"> © 2025 Word Collective Released under CC BY-SA 4.0 license. </w:t>
       </w:r>
       <w:r>
         <w:rPr>
@@ -69,7 +69,7 @@
         <w:rPr>
           <w:lang w:val="zh_CN" w:bidi="zh_CN"/>
         </w:rPr>
-        <w:t xml:space="preserve"> © 2023 SRV Partners. Released under CC BY-SA 4.0 license by Mission Mutual</w:t>
+        <w:t xml:space="preserve"> © 2025 Word Collective. Released under CC BY-SA 4.0 license by Mission Mutual</w:t>
       </w:r>
       <w:r>
         <w:rPr>
